--- a/public/templates/paid-rewrite-rescue-checklist.docx
+++ b/public/templates/paid-rewrite-rescue-checklist.docx
@@ -300,7 +300,7 @@
         <w:pStyle w:val="FirstParagraph"/>
       </w:pPr>
       <w:r>
-        <w:t xml:space="preserve">Upload the paid draft as your starting point at adaptiveresume.com. We find what it left out, you confirm every item before it appears, and any line you don’t like gets redone from your note. Nothing made up. Targeted build, $149 one-time.</w:t>
+        <w:t xml:space="preserve">Upload the paid draft as your starting point at adaptiveresume.com. We find what it left out, you confirm every new item before it appears, and any suggested line you don’t like gets redone from your note during the review. Nothing made up. Targeted build, $149 one-time.</w:t>
       </w:r>
     </w:p>
     <w:bookmarkEnd w:id="13"/>

--- a/public/templates/paid-rewrite-rescue-checklist.docx
+++ b/public/templates/paid-rewrite-rescue-checklist.docx
@@ -300,7 +300,7 @@
         <w:pStyle w:val="FirstParagraph"/>
       </w:pPr>
       <w:r>
-        <w:t xml:space="preserve">Upload the paid draft as your starting point at adaptiveresume.com. We find what it left out, you confirm every new item before it appears, and any suggested line you don’t like gets redone from your note during the review. Nothing made up. Targeted build, $149 one-time.</w:t>
+        <w:t xml:space="preserve">Upload the paid draft as your starting point at adaptiveresume.com. We find what it left out, you confirm every new item before it appears, and any suggested line you don’t like gets redone from your note during the review. Nothing is made up. The targeted build is $149, paid once.</w:t>
       </w:r>
     </w:p>
     <w:bookmarkEnd w:id="13"/>

--- a/public/templates/paid-rewrite-rescue-checklist.docx
+++ b/public/templates/paid-rewrite-rescue-checklist.docx
@@ -266,23 +266,41 @@
       <w:r>
         <w:t xml:space="preserve">Count your KEEP lines against your FIX + MISSING lines.</w:t>
       </w:r>
-      <w:r>
-        <w:t xml:space="preserve"> </w:t>
-      </w:r>
-      <w:r>
-        <w:t xml:space="preserve">- Mostly KEEP: the rewrite mostly worked — send one precise note per FIX line and finish it.</w:t>
-      </w:r>
-      <w:r>
-        <w:t xml:space="preserve"> </w:t>
-      </w:r>
-      <w:r>
-        <w:t xml:space="preserve">- Mostly FIX: one more round, with line-by-line notes (one change per note, tied to a specific line).</w:t>
-      </w:r>
-      <w:r>
-        <w:t xml:space="preserve"> </w:t>
-      </w:r>
-      <w:r>
-        <w:t xml:space="preserve">- Mostly MISSING: the service reformatted instead of rewriting. Stop chasing; rebuild from your real experience.</w:t>
+    </w:p>
+    <w:p>
+      <w:pPr>
+        <w:pStyle w:val="Compact"/>
+        <w:numPr>
+          <w:ilvl w:val="0"/>
+          <w:numId w:val="1012"/>
+        </w:numPr>
+      </w:pPr>
+      <w:r>
+        <w:t xml:space="preserve">Mostly KEEP: the rewrite mostly worked — send one precise note per FIX line and finish it.</w:t>
+      </w:r>
+    </w:p>
+    <w:p>
+      <w:pPr>
+        <w:pStyle w:val="Compact"/>
+        <w:numPr>
+          <w:ilvl w:val="0"/>
+          <w:numId w:val="1012"/>
+        </w:numPr>
+      </w:pPr>
+      <w:r>
+        <w:t xml:space="preserve">Mostly FIX: one more round, with line-by-line notes (one change per note, tied to a specific line).</w:t>
+      </w:r>
+    </w:p>
+    <w:p>
+      <w:pPr>
+        <w:pStyle w:val="Compact"/>
+        <w:numPr>
+          <w:ilvl w:val="0"/>
+          <w:numId w:val="1012"/>
+        </w:numPr>
+      </w:pPr>
+      <w:r>
+        <w:t xml:space="preserve">Mostly MISSING: the service reformatted instead of rewriting. Stop chasing; rebuild from your real experience.</w:t>
       </w:r>
     </w:p>
     <w:bookmarkEnd w:id="12"/>
@@ -489,6 +507,109 @@
       <w:pPr>
         <w:ind w:left="6480" w:hanging="360"/>
       </w:pPr>
+    </w:lvl>
+  </w:abstractNum>
+  <w:abstractNum w:abstractNumId="991">
+    <w:nsid w:val="0000A991"/>
+    <w:multiLevelType w:val="multilevel"/>
+    <w:lvl w:ilvl="0">
+      <w:numFmt w:val="bullet"/>
+      <w:lvlText w:val=""/>
+      <w:lvlJc w:val="left"/>
+      <w:pPr>
+        <w:ind w:left="720" w:hanging="360"/>
+      </w:pPr>
+      <w:rPr>
+        <w:rFonts w:ascii="Symbol" w:hAnsi="Symbol" w:cs="Symbol" w:hint="default"/>
+      </w:rPr>
+    </w:lvl>
+    <w:lvl w:ilvl="1">
+      <w:numFmt w:val="bullet"/>
+      <w:lvlText w:val="o"/>
+      <w:lvlJc w:val="left"/>
+      <w:pPr>
+        <w:ind w:left="1440" w:hanging="360"/>
+      </w:pPr>
+      <w:rPr>
+        <w:rFonts w:ascii="Courier New" w:hAnsi="Courier New" w:cs="Courier New" w:hint="default"/>
+      </w:rPr>
+    </w:lvl>
+    <w:lvl w:ilvl="2">
+      <w:numFmt w:val="bullet"/>
+      <w:lvlText w:val=""/>
+      <w:lvlJc w:val="left"/>
+      <w:pPr>
+        <w:ind w:left="2160" w:hanging="360"/>
+      </w:pPr>
+      <w:rPr>
+        <w:rFonts w:ascii="Wingdings" w:hAnsi="Wingdings" w:cs="Wingdings" w:hint="default"/>
+      </w:rPr>
+    </w:lvl>
+    <w:lvl w:ilvl="3">
+      <w:numFmt w:val="bullet"/>
+      <w:lvlText w:val=""/>
+      <w:lvlJc w:val="left"/>
+      <w:pPr>
+        <w:ind w:left="2880" w:hanging="360"/>
+      </w:pPr>
+      <w:rPr>
+        <w:rFonts w:ascii="Symbol" w:hAnsi="Symbol" w:cs="Symbol" w:hint="default"/>
+      </w:rPr>
+    </w:lvl>
+    <w:lvl w:ilvl="4">
+      <w:numFmt w:val="bullet"/>
+      <w:lvlText w:val="o"/>
+      <w:lvlJc w:val="left"/>
+      <w:pPr>
+        <w:ind w:left="3600" w:hanging="360"/>
+      </w:pPr>
+      <w:rPr>
+        <w:rFonts w:ascii="Courier New" w:hAnsi="Courier New" w:cs="Courier New" w:hint="default"/>
+      </w:rPr>
+    </w:lvl>
+    <w:lvl w:ilvl="5">
+      <w:numFmt w:val="bullet"/>
+      <w:lvlText w:val=""/>
+      <w:lvlJc w:val="left"/>
+      <w:pPr>
+        <w:ind w:left="4320" w:hanging="360"/>
+      </w:pPr>
+      <w:rPr>
+        <w:rFonts w:ascii="Wingdings" w:hAnsi="Wingdings" w:cs="Wingdings" w:hint="default"/>
+      </w:rPr>
+    </w:lvl>
+    <w:lvl w:ilvl="6">
+      <w:numFmt w:val="bullet"/>
+      <w:lvlText w:val=""/>
+      <w:lvlJc w:val="left"/>
+      <w:pPr>
+        <w:ind w:left="5040" w:hanging="360"/>
+      </w:pPr>
+      <w:rPr>
+        <w:rFonts w:ascii="Symbol" w:hAnsi="Symbol" w:cs="Symbol" w:hint="default"/>
+      </w:rPr>
+    </w:lvl>
+    <w:lvl w:ilvl="7">
+      <w:numFmt w:val="bullet"/>
+      <w:lvlText w:val="o"/>
+      <w:lvlJc w:val="left"/>
+      <w:pPr>
+        <w:ind w:left="5760" w:hanging="360"/>
+      </w:pPr>
+      <w:rPr>
+        <w:rFonts w:ascii="Courier New" w:hAnsi="Courier New" w:cs="Courier New" w:hint="default"/>
+      </w:rPr>
+    </w:lvl>
+    <w:lvl w:ilvl="8">
+      <w:numFmt w:val="bullet"/>
+      <w:lvlText w:val=""/>
+      <w:lvlJc w:val="left"/>
+      <w:pPr>
+        <w:ind w:left="6480" w:hanging="360"/>
+      </w:pPr>
+      <w:rPr>
+        <w:rFonts w:ascii="Wingdings" w:hAnsi="Wingdings" w:cs="Wingdings" w:hint="default"/>
+      </w:rPr>
     </w:lvl>
   </w:abstractNum>
   <w:num w:numId="1000">
@@ -526,6 +647,9 @@
   </w:num>
   <w:num w:numId="1011">
     <w:abstractNumId w:val="992"/>
+  </w:num>
+  <w:num w:numId="1012">
+    <w:abstractNumId w:val="991"/>
   </w:num>
 </w:numbering>
 </file>

--- a/public/templates/paid-rewrite-rescue-checklist.docx
+++ b/public/templates/paid-rewrite-rescue-checklist.docx
@@ -318,7 +318,7 @@
         <w:pStyle w:val="FirstParagraph"/>
       </w:pPr>
       <w:r>
-        <w:t xml:space="preserve">Upload the paid draft as your starting point at adaptiveresume.com. We find what it left out, you confirm every new item before it appears, and any suggested line you don’t like gets redone from your note during the review. Nothing is made up. The targeted build is $149, paid once.</w:t>
+        <w:t xml:space="preserve">Upload the paid draft as your starting point at adaptiveresume.com. We find what it left out, you confirm every new item before it appears, and any suggested line you don’t like gets redone from your note during the review. Nothing is made up. Pass Plus is $149, paid once, for up to 10 targeted builds in 90 days.</w:t>
       </w:r>
     </w:p>
     <w:bookmarkEnd w:id="13"/>

--- a/public/templates/paid-rewrite-rescue-checklist.docx
+++ b/public/templates/paid-rewrite-rescue-checklist.docx
@@ -318,7 +318,7 @@
         <w:pStyle w:val="FirstParagraph"/>
       </w:pPr>
       <w:r>
-        <w:t xml:space="preserve">Upload the paid draft as your starting point at adaptiveresume.com. We find what it left out, you confirm every new item before it appears, and any suggested line you don’t like gets redone from your note during the review. Nothing is made up. Pass Plus is $149, paid once, for up to 10 targeted builds in 90 days.</w:t>
+        <w:t xml:space="preserve">Upload the paid draft as your starting point at adaptiveresume.com. We find what it left out, you confirm every new item before it appears, and any suggested line you don’t like gets redone from your note during the review. Nothing is made up. AR Pass Plus is $149, paid once, for up to 10 targeted builds in 90 days.</w:t>
       </w:r>
     </w:p>
     <w:bookmarkEnd w:id="13"/>

--- a/public/templates/paid-rewrite-rescue-checklist.docx
+++ b/public/templates/paid-rewrite-rescue-checklist.docx
@@ -318,7 +318,7 @@
         <w:pStyle w:val="FirstParagraph"/>
       </w:pPr>
       <w:r>
-        <w:t xml:space="preserve">Upload the paid draft as your starting point at adaptiveresume.com. We find what it left out, you confirm every new item before it appears, and any suggested line you don’t like gets redone from your note during the review. Nothing is made up. AR Pass Plus is $149, paid once, for up to 10 targeted builds in 90 days.</w:t>
+        <w:t xml:space="preserve">Upload the paid draft as your starting point at adaptiveresume.com. We find what it left out, you confirm every new item before it appears, and any suggested line you don’t like gets redone from your note during the review. Nothing is made up. The AR Pass is $99, paid once, for up to 10 targeted builds in 90 days.</w:t>
       </w:r>
     </w:p>
     <w:bookmarkEnd w:id="13"/>

--- a/public/templates/paid-rewrite-rescue-checklist.docx
+++ b/public/templates/paid-rewrite-rescue-checklist.docx
@@ -318,7 +318,7 @@
         <w:pStyle w:val="FirstParagraph"/>
       </w:pPr>
       <w:r>
-        <w:t xml:space="preserve">Upload the paid draft as your starting point at adaptiveresume.com. We find what it left out, you confirm every new item before it appears, and any suggested line you don’t like gets redone from your note during the review. Nothing is made up. The AR Pass is $99, paid once, for up to 10 targeted builds in 90 days.</w:t>
+        <w:t xml:space="preserve">Upload the paid draft as your starting point at adaptiveresume.com. We find what it left out, you confirm each item before it goes on your resume, and any suggested line you don’t like gets redone from your note during the review. Nothing is made up. The AR Pass is $99, paid once, for up to 10 targeted builds in 90 days.</w:t>
       </w:r>
     </w:p>
     <w:bookmarkEnd w:id="13"/>
